--- a/research/Equity Research Note - BP.L.docx
+++ b/research/Equity Research Note - BP.L.docx
@@ -215,118 +215,20 @@
           <w:sz w:val="28"/>
           <w:szCs w:val="28"/>
         </w:rPr>
-        <w:t>1.</w:t>
+        <w:t xml:space="preserve">1. Business Overview</w:t>
       </w:r>
+    </w:p>
+    <w:p>
+      <w:pPr>
+        <w:rPr>
+          <w:rFonts w:ascii="Times New Roman" w:hAnsi="Times New Roman" w:cs="Times New Roman"/>
+        </w:rPr>
+      </w:pPr>
       <w:r>
         <w:rPr>
           <w:rFonts w:ascii="Times New Roman" w:hAnsi="Times New Roman" w:cs="Times New Roman"/>
-          <w:b/>
-          <w:bCs/>
-          <w:sz w:val="28"/>
-          <w:szCs w:val="28"/>
-        </w:rPr>
-        <w:t xml:space="preserve"> </w:t>
-      </w:r>
-      <w:r>
-        <w:rPr>
-          <w:rFonts w:ascii="Times New Roman" w:hAnsi="Times New Roman" w:cs="Times New Roman"/>
-          <w:b/>
-          <w:bCs/>
-          <w:sz w:val="28"/>
-          <w:szCs w:val="28"/>
-        </w:rPr>
-        <w:t>Business Overview</w:t>
-      </w:r>
-    </w:p>
-    <w:p>
-      <w:pPr>
-        <w:rPr>
-          <w:rFonts w:ascii="Times New Roman" w:hAnsi="Times New Roman" w:cs="Times New Roman"/>
-        </w:rPr>
-      </w:pPr>
-      <w:r>
-        <w:rPr>
-          <w:rFonts w:ascii="Times New Roman" w:hAnsi="Times New Roman" w:cs="Times New Roman"/>
-        </w:rPr>
-        <w:t xml:space="preserve">BP is a global integrated energy company that operates across the low-carbon, oil and gas sectors. Its </w:t>
-      </w:r>
-      <w:r>
-        <w:rPr>
-          <w:rFonts w:ascii="Times New Roman" w:hAnsi="Times New Roman" w:cs="Times New Roman"/>
-        </w:rPr>
-        <w:t>operations</w:t>
-      </w:r>
-      <w:r>
-        <w:rPr>
-          <w:rFonts w:ascii="Times New Roman" w:hAnsi="Times New Roman" w:cs="Times New Roman"/>
-        </w:rPr>
-        <w:t xml:space="preserve"> </w:t>
-      </w:r>
-      <w:r>
-        <w:rPr>
-          <w:rFonts w:ascii="Times New Roman" w:hAnsi="Times New Roman" w:cs="Times New Roman"/>
-        </w:rPr>
-        <w:t>can be divided into three main segments –</w:t>
-      </w:r>
-      <w:r>
-        <w:rPr>
-          <w:rFonts w:ascii="Times New Roman" w:hAnsi="Times New Roman" w:cs="Times New Roman"/>
-        </w:rPr>
-        <w:t xml:space="preserve"> </w:t>
-      </w:r>
-      <w:r>
-        <w:rPr>
-          <w:rFonts w:ascii="Times New Roman" w:hAnsi="Times New Roman" w:cs="Times New Roman"/>
-        </w:rPr>
-        <w:t xml:space="preserve">upstream, which is to do with </w:t>
-      </w:r>
-      <w:r>
-        <w:rPr>
-          <w:rFonts w:ascii="Times New Roman" w:hAnsi="Times New Roman" w:cs="Times New Roman"/>
-        </w:rPr>
-        <w:t>oil and gas production and hydrocarbon cash flow</w:t>
-      </w:r>
-      <w:r>
-        <w:rPr>
-          <w:rFonts w:ascii="Times New Roman" w:hAnsi="Times New Roman" w:cs="Times New Roman"/>
-        </w:rPr>
-        <w:t>; downstream, which is centred around</w:t>
-      </w:r>
-      <w:r>
-        <w:rPr>
-          <w:rFonts w:ascii="Times New Roman" w:hAnsi="Times New Roman" w:cs="Times New Roman"/>
-        </w:rPr>
-        <w:t xml:space="preserve"> refining customer-facing energy products</w:t>
-      </w:r>
-      <w:r>
-        <w:rPr>
-          <w:rFonts w:ascii="Times New Roman" w:hAnsi="Times New Roman" w:cs="Times New Roman"/>
-        </w:rPr>
-        <w:t xml:space="preserve">; </w:t>
-      </w:r>
-      <w:r>
-        <w:rPr>
-          <w:rFonts w:ascii="Times New Roman" w:hAnsi="Times New Roman" w:cs="Times New Roman"/>
-        </w:rPr>
-        <w:t>and Gas &amp; Low Carbon Energy, including renewables, biofuels, hydrogen and carbon capture projects</w:t>
-      </w:r>
-      <w:r>
-        <w:rPr>
-          <w:rFonts w:ascii="Times New Roman" w:hAnsi="Times New Roman" w:cs="Times New Roman"/>
-        </w:rPr>
-        <w:t xml:space="preserve">. BP’s business spans across 61 countries, which provides a diversified global exposure. The company’s performance is primarily impacted by oil and gas prices, global energy demands and regulatory developments. </w:t>
-      </w:r>
-      <w:r>
-        <w:rPr>
-          <w:rFonts w:ascii="Times New Roman" w:hAnsi="Times New Roman" w:cs="Times New Roman"/>
-        </w:rPr>
-        <w:t>BP leverages its integrated structure in order to manage risks across the value chain while also investing in renewable energy to align with the transition to a lower-carbon economy. As a result, the company can respond dynamically to both market cycles and long-term energy trends</w:t>
-      </w:r>
-      <w:r>
-        <w:rPr>
-          <w:rFonts w:ascii="Times New Roman" w:hAnsi="Times New Roman" w:cs="Times New Roman"/>
-        </w:rPr>
-        <w:t>.</w:t>
+        </w:rPr>
+        <w:t xml:space="preserve">BP is a global integrated energy company that operates across the low-carbon, oil and gas sectors. Its operations can be divided into three main segments – upstream, which is to do with oil and gas production and hydrocarbon cash flow; downstream, which is centred around refining customer-facing energy products; and Gas &amp; Low Carbon Energy, including renewables, biofuels, hydrogen and carbon capture projects. BP’s business spans across 61 countries, which provides a diversified global exposure. The company’s performance is primarily impacted by oil and gas prices, global energy demands and regulatory developments. BP leverages its integrated structure in order to manage risks across the value chain while also investing in renewable energy to align with the transition to a lower-carbon economy. As a result, the company can respond dynamically to both market cycles and long-term energy trends.</w:t>
       </w:r>
     </w:p>
     <w:p>
@@ -752,31 +654,7 @@
         <w:rPr>
           <w:rFonts w:ascii="Times New Roman" w:hAnsi="Times New Roman" w:cs="Times New Roman"/>
         </w:rPr>
-        <w:t xml:space="preserve">Over the last 5 years, BP’s revenue and profitability have shown a lot of volatility which has been as a result of </w:t>
-      </w:r>
-      <w:r>
-        <w:rPr>
-          <w:rFonts w:ascii="Times New Roman" w:hAnsi="Times New Roman" w:cs="Times New Roman"/>
-        </w:rPr>
-        <w:t>the cyclical nature of the energy sector. Revenue peaked in 2022 at £241.4 bn but then by 2024 it had declined to £189.2 bn, largely due to fluctuations in oil and gas prices. Net income also followed a similar pattern in its variability, going from a loss of £2.5 bn in 2022 to a gain of £15.2 bn in 2023, then it normalised to £0.38 bn in 2024. Overall</w:t>
-      </w:r>
-      <w:r>
-        <w:rPr>
-          <w:rFonts w:ascii="Times New Roman" w:hAnsi="Times New Roman" w:cs="Times New Roman"/>
-        </w:rPr>
-        <w:t>,</w:t>
-      </w:r>
-      <w:r>
-        <w:rPr>
-          <w:rFonts w:ascii="Times New Roman" w:hAnsi="Times New Roman" w:cs="Times New Roman"/>
-        </w:rPr>
-        <w:t xml:space="preserve"> this performance goes to show BP’s exposure to commodity price swings</w:t>
-      </w:r>
-      <w:r>
-        <w:rPr>
-          <w:rFonts w:ascii="Times New Roman" w:hAnsi="Times New Roman" w:cs="Times New Roman"/>
-        </w:rPr>
-        <w:t>, operational adjustments and market conditions. In conclusion, while the top-line growth has been uneven, BP has maintained positive earning over the most recent 12 months (£1.52 bn TTM), which illustrates resilience in its energy model.</w:t>
+        <w:t xml:space="preserve">Over the last 5 years, BP’s revenue and profitability have shown a lot of volatility which has been as a result of the cyclical nature of the energy sector. Revenue peaked in 2022 at £241.3 bn but then by 2024 it had declined to £189.2 bn, largely due to fluctuations in oil and gas prices. Net income also followed a similar pattern in its variability, going from a loss of £2.5 bn in 2022 to a gain of £15.2 bn in 2023, then it normalised to £0.38 bn in 2024. Overall, this performance goes to show BP’s exposure to commodity price swings, operational adjustments and market conditions. In conclusion, while the top-line growth has been uneven, BP has maintained positive earning over the most recent 12 months (£1.52 bn TTM), which illustrates resilience in its energy model.</w:t>
       </w:r>
     </w:p>
     <w:p>
@@ -853,37 +731,7 @@
         <w:rPr>
           <w:rFonts w:ascii="Times New Roman" w:hAnsi="Times New Roman" w:cs="Times New Roman"/>
         </w:rPr>
-        <w:t xml:space="preserve">Using a price-to-earnings (P/E) framework, BP currently trades on a trailing P/E of 57.4x, which is significantly higher than </w:t>
-      </w:r>
-      <w:r>
-        <w:rPr>
-          <w:rFonts w:ascii="Times New Roman" w:hAnsi="Times New Roman" w:cs="Times New Roman"/>
-        </w:rPr>
-        <w:t>its</w:t>
-      </w:r>
-      <w:r>
-        <w:rPr>
-          <w:rFonts w:ascii="Times New Roman" w:hAnsi="Times New Roman" w:cs="Times New Roman"/>
-        </w:rPr>
-        <w:t xml:space="preserve"> peer, Shell’s trailing P/E of 15.0x</w:t>
-      </w:r>
-      <w:r>
-        <w:rPr>
-          <w:rFonts w:ascii="Times New Roman" w:hAnsi="Times New Roman" w:cs="Times New Roman"/>
-        </w:rPr>
-        <w:t xml:space="preserve">. This </w:t>
-      </w:r>
-      <w:r>
-        <w:rPr>
-          <w:rFonts w:ascii="Times New Roman" w:hAnsi="Times New Roman" w:cs="Times New Roman"/>
-        </w:rPr>
-        <w:t xml:space="preserve">goes to indicate that there is an elevated level of market expectations for earnings growth after the recent volatility. On the forward basis, BP’s P/E of 12.0x is </w:t>
-      </w:r>
-      <w:r>
-        <w:rPr>
-          <w:rFonts w:ascii="Times New Roman" w:hAnsi="Times New Roman" w:cs="Times New Roman"/>
-        </w:rPr>
-        <w:t>slightly above Shell’s 11.2x, suggesting that expectations for the coming 12 months are more in line across the sector. The wide divergence in trailing P/E perhaps illustrates BP’s sensitivity to historical earnings volatility, especially from commodity price swings. As a result, it seems BP is fairly valued relative to peers on forward estimates, but more expensive on trailing performance. Considering the integrated business model of the company, exposure to oil price cycles and ongoing low-carbon investments, a Hold recommendation I believe is appropriate at the current levels, as there is potential upside if operational efficiencies and energy transition projects deliver as planned.</w:t>
+        <w:t xml:space="preserve">Using a price-to-earnings (P/E) framework, BP currently trades on a trailing P/E of 57.4x, which is significantly higher than its peer, Shell’s trailing P/E of 15.0x. This goes to indicate that there is an elevated level of market expectations for earnings growth after the recent volatility. On the forward basis, BP’s P/E of 12.0x is slightly above Shell’s 11.2x, suggesting that expectations for the coming 12 months are more in line across the sector. The wide divergence in trailing P/E perhaps illustrates BP’s sensitivity to historical earnings volatility, especially from commodity price swings. As a result, it seems BP is fairly valued relative to peers on forward estimates, but more expensive on trailing performance. Considering the integrated business model of the company, exposure to oil price cycles and ongoing low-carbon investments, a Hold recommendation I believe is appropriate at the current levels, as there is potential upside if operational efficiencies and energy transition projects deliver as planned.</w:t>
       </w:r>
     </w:p>
     <w:p>
@@ -977,13 +825,7 @@
         <w:rPr>
           <w:rFonts w:ascii="Times New Roman" w:hAnsi="Times New Roman" w:cs="Times New Roman"/>
         </w:rPr>
-        <w:t xml:space="preserve">4. </w:t>
-      </w:r>
-      <w:r>
-        <w:rPr>
-          <w:rFonts w:ascii="Times New Roman" w:hAnsi="Times New Roman" w:cs="Times New Roman"/>
-        </w:rPr>
-        <w:t>Operational and Safety Risk – Exploration, production and refinement inherently carry operational risks such as accidents or equipment failures, which can lead to financial losses or reputational damage.</w:t>
+        <w:t xml:space="preserve">4. Operational and Safety Risk – Exploration, production and refinement inherently carry operational risks such as accidents or equipment failures, which can lead to financial losses or reputational damage.</w:t>
       </w:r>
     </w:p>
     <w:p>
@@ -1042,17 +884,7 @@
           <w:sz w:val="28"/>
           <w:szCs w:val="28"/>
         </w:rPr>
-        <w:t xml:space="preserve">5. </w:t>
-      </w:r>
-      <w:r>
-        <w:rPr>
-          <w:rFonts w:ascii="Times New Roman" w:hAnsi="Times New Roman" w:cs="Times New Roman"/>
-          <w:b/>
-          <w:bCs/>
-          <w:sz w:val="28"/>
-          <w:szCs w:val="28"/>
-        </w:rPr>
-        <w:t>Catalysts / Drivers</w:t>
+        <w:t xml:space="preserve">5. Catalysts / Drivers</w:t>
       </w:r>
     </w:p>
     <w:p>
@@ -1084,25 +916,7 @@
           <w:rFonts w:ascii="Times New Roman" w:hAnsi="Times New Roman" w:cs="Times New Roman"/>
         </w:rPr>
         <w:lastRenderedPageBreak/>
-        <w:t xml:space="preserve">Oil &amp; Gas Price </w:t>
-      </w:r>
-      <w:r>
-        <w:rPr>
-          <w:rFonts w:ascii="Times New Roman" w:hAnsi="Times New Roman" w:cs="Times New Roman"/>
-        </w:rPr>
-        <w:t>–</w:t>
-      </w:r>
-      <w:r>
-        <w:rPr>
-          <w:rFonts w:ascii="Times New Roman" w:hAnsi="Times New Roman" w:cs="Times New Roman"/>
-        </w:rPr>
-        <w:t xml:space="preserve"> </w:t>
-      </w:r>
-      <w:r>
-        <w:rPr>
-          <w:rFonts w:ascii="Times New Roman" w:hAnsi="Times New Roman" w:cs="Times New Roman"/>
-        </w:rPr>
-        <w:t>An increase in the global oil and gas prices would directly boost the upstream revenue and cash flow.</w:t>
+        <w:t xml:space="preserve">Oil &amp; Gas Price – An increase in the global oil and gas prices would directly boost the upstream revenue and cash flow.</w:t>
       </w:r>
     </w:p>
     <w:p>
@@ -1225,17 +1039,7 @@
           <w:sz w:val="28"/>
           <w:szCs w:val="28"/>
         </w:rPr>
-        <w:t>6.</w:t>
-      </w:r>
-      <w:r>
-        <w:rPr>
-          <w:rFonts w:ascii="Times New Roman" w:hAnsi="Times New Roman" w:cs="Times New Roman"/>
-          <w:b/>
-          <w:bCs/>
-          <w:sz w:val="28"/>
-          <w:szCs w:val="28"/>
-        </w:rPr>
-        <w:t xml:space="preserve"> Recommendation</w:t>
+        <w:t xml:space="preserve">6. Recommendation</w:t>
       </w:r>
     </w:p>
     <w:p>
